--- a/Plano Mensal 3 - Informatica - OUTUBRO-NOVEMBRO 2026.docx
+++ b/Plano Mensal 3 - Informatica - OUTUBRO-NOVEMBRO 2026.docx
@@ -232,7 +232,7 @@
           <w:b w:val="0"/>
           <w:sz w:val="24"/>
         </w:rPr>
-        <w:t xml:space="preserve">  Instalar — planejar, configurar e proteger a rede de casa</w:t>
+        <w:t xml:space="preserve">  Configurar — do roteador de fábrica à rede pronta, segura e móvel</w:t>
       </w:r>
     </w:p>
     <w:p>
@@ -276,7 +276,7 @@
           <w:b w:val="0"/>
           <w:sz w:val="24"/>
         </w:rPr>
-        <w:t xml:space="preserve">  Se um vizinho me chamar para instalar a internet na casa dele, o que eu preciso planejar, configurar e deixar seguro?</w:t>
+        <w:t xml:space="preserve">  Se um vizinho me entregar um roteador novo na caixa, o que eu preciso configurar para deixar a internet da casa dele boa, segura e funcionando em todos os cômodos?</w:t>
       </w:r>
     </w:p>
     <w:p>
@@ -399,7 +399,7 @@
           <w:b w:val="0"/>
           <w:sz w:val="24"/>
         </w:rPr>
-        <w:t>Planejar a instalação de uma rede doméstica a partir da planta do imóvel, definindo a posição do roteador e os pontos cabeados;</w:t>
+        <w:t>Configurar um roteador doméstico a partir das configurações de fábrica: senha de administração, nome de rede, senha e criptografia, endereço de acesso, distribuição automática e reserva de endereços, servidor de nomes e rede de convidados;</w:t>
       </w:r>
     </w:p>
     <w:p>
@@ -426,7 +426,7 @@
           <w:b w:val="0"/>
           <w:sz w:val="24"/>
         </w:rPr>
-        <w:t>Elaborar lista de materiais e orçamento de uma instalação de rede;</w:t>
+        <w:t>Salvar e restaurar a configuração do equipamento e registrar o serviço em ficha de entrega;</w:t>
       </w:r>
     </w:p>
     <w:p>
@@ -453,34 +453,7 @@
           <w:b w:val="0"/>
           <w:sz w:val="24"/>
         </w:rPr>
-        <w:t>Configurar um roteador doméstico a partir das configurações de fábrica: nome de rede, senha, criptografia, senha de administração e distribuição automática de endereços;</w:t>
-      </w:r>
-    </w:p>
-    <w:p>
-      <w:pPr>
-        <w:tabs>
-          <w:tab w:pos="595" w:val="left"/>
-        </w:tabs>
-        <w:spacing w:before="0" w:after="0" w:line="240" w:lineRule="auto"/>
-        <w:ind w:left="595" w:hanging="312"/>
-        <w:jc w:val="both"/>
-      </w:pPr>
-      <w:r>
-        <w:rPr>
-          <w:rFonts w:ascii="Arial" w:hAnsi="Arial" w:eastAsia="Arial"/>
-          <w:b w:val="0"/>
-          <w:sz w:val="24"/>
-        </w:rPr>
-        <w:t>●</w:t>
-        <w:tab/>
-      </w:r>
-      <w:r>
-        <w:rPr>
-          <w:rFonts w:ascii="Arial" w:hAnsi="Arial" w:eastAsia="Arial"/>
-          <w:b w:val="0"/>
-          <w:sz w:val="24"/>
-        </w:rPr>
-        <w:t>Medir a intensidade do sinal sem fio e propor soluções para áreas de cobertura fraca;</w:t>
+        <w:t>Medir a intensidade do sinal sem fio e a velocidade entregue, e propor soluções para áreas de cobertura fraca;</w:t>
       </w:r>
     </w:p>
     <w:p>
@@ -561,7 +534,34 @@
           <w:b w:val="0"/>
           <w:sz w:val="24"/>
         </w:rPr>
-        <w:t>Reconhecer no planejamento, na instalação e na orientação ao cliente uma frente concreta de prestação de serviço.</w:t>
+        <w:t>Reconhecer as redes móveis (4G e 5G) e usar o celular e o roteador móvel como ponto de acesso;</w:t>
+      </w:r>
+    </w:p>
+    <w:p>
+      <w:pPr>
+        <w:tabs>
+          <w:tab w:pos="595" w:val="left"/>
+        </w:tabs>
+        <w:spacing w:before="0" w:after="0" w:line="240" w:lineRule="auto"/>
+        <w:ind w:left="595" w:hanging="312"/>
+        <w:jc w:val="both"/>
+      </w:pPr>
+      <w:r>
+        <w:rPr>
+          <w:rFonts w:ascii="Arial" w:hAnsi="Arial" w:eastAsia="Arial"/>
+          <w:b w:val="0"/>
+          <w:sz w:val="24"/>
+        </w:rPr>
+        <w:t>●</w:t>
+        <w:tab/>
+      </w:r>
+      <w:r>
+        <w:rPr>
+          <w:rFonts w:ascii="Arial" w:hAnsi="Arial" w:eastAsia="Arial"/>
+          <w:b w:val="0"/>
+          <w:sz w:val="24"/>
+        </w:rPr>
+        <w:t>Reconhecer na configuração, na manutenção e na orientação ao cliente uma frente concreta de prestação de serviço.</w:t>
       </w:r>
     </w:p>
     <w:p>
@@ -625,7 +625,7 @@
           <w:b w:val="0"/>
           <w:sz w:val="24"/>
         </w:rPr>
-        <w:t>leitura crítica de links e de mensagens, identificando as estratégias de persuasão usadas em golpes digitais, e produção de cartilha de orientação para a família (EM13LGG701 e EM13LGG702).</w:t>
+        <w:t>leitura crítica de links e de mensagens, identificando as estratégias de persuasão usadas em golpes digitais, produção de cartilha de orientação para a família e registro técnico do serviço em ficha de entrega (EM13LGG701 e EM13LGG702).</w:t>
       </w:r>
     </w:p>
     <w:p>
@@ -660,7 +660,7 @@
           <w:b w:val="0"/>
           <w:sz w:val="24"/>
         </w:rPr>
-        <w:t>leitura de planta em escala, cálculo da metragem de cabo e elaboração de orçamento em planilha (EM13MAT201 e EM13MAT203).</w:t>
+        <w:t>unidades de velocidade de transmissão e de consumo de dados, e comparação entre o plano contratado, a velocidade medida perto e longe do roteador e a franquia móvel (EM13MAT101).</w:t>
       </w:r>
     </w:p>
     <w:p>
@@ -801,7 +801,7 @@
           <w:b w:val="0"/>
           <w:sz w:val="24"/>
         </w:rPr>
-        <w:t>Nomes na rede: serviço de nomes (DNS); estrutura do endereço de um site (protocolo, subdomínio, domínio, extensão e caminho); conexão segura (HTTPS) e certificado; links fraudulentos e engenharia social.</w:t>
+        <w:t>Nomes na rede: serviço de nomes (DNS); estrutura do endereço de um site (protocolo, domínio e caminho); conexão segura (HTTPS) e certificado; links fraudulentos e engenharia social.</w:t>
       </w:r>
     </w:p>
     <w:p>
@@ -828,7 +828,7 @@
           <w:b w:val="0"/>
           <w:sz w:val="24"/>
         </w:rPr>
-        <w:t>Planejamento da rede doméstica: visita técnica e levantamento de necessidades; planta baixa simplificada; critérios de posicionamento do roteador; escolha entre cabo e sem fio; lista de materiais e orçamento.</w:t>
+        <w:t>Configuração do roteador: senha de administração; tela de conexão com o provedor (IP dinâmico e PPPoE); nome de rede, senha e criptografia WPA2 e WPA3; alteração do endereço de acesso e gateway; faixa do servidor DHCP e reserva de endereço por MAC; servidores DNS; rede de convidados; cópia de segurança e restauração.</w:t>
       </w:r>
     </w:p>
     <w:p>
@@ -855,7 +855,7 @@
           <w:b w:val="0"/>
           <w:sz w:val="24"/>
         </w:rPr>
-        <w:t>Configuração do roteador: restauração de fábrica e primeiro acesso; conexão com o modem do provedor; nome de rede e senha; criptografia WPA2 e WPA3; rede de convidados; distribuição automática de endereços; servidor de nomes; atualização e cópia de segurança da configuração.</w:t>
+        <w:t>Cobertura sem fio: intensidade de sinal; teste de velocidade; posicionamento do roteador; faixas de 2,4 GHz e 5 GHz; canais e interferência de redes vizinhas; repetidor, sistema mesh e ponto de acesso cabeado.</w:t>
       </w:r>
     </w:p>
     <w:p>
@@ -882,7 +882,7 @@
           <w:b w:val="0"/>
           <w:sz w:val="24"/>
         </w:rPr>
-        <w:t>Cobertura sem fio: intensidade de sinal; faixas de 2,4 GHz e 5 GHz; canais e interferência de redes vizinhas; repetidor, sistema mesh e ponto de acesso cabeado.</w:t>
+        <w:t>Segurança em rede: senhas fortes e frases-senha; senha padrão de equipamentos; WPS; firmware; riscos da rede aberta, da rede pública e da rede falsa; auditoria da configuração; orientação ao cliente.</w:t>
       </w:r>
     </w:p>
     <w:p>
@@ -909,7 +909,7 @@
           <w:b w:val="0"/>
           <w:sz w:val="24"/>
         </w:rPr>
-        <w:t>Segurança em rede: senhas fortes e frases-senha; senha padrão de equipamentos; WPS; riscos da rede aberta, da rede pública e da rede falsa; auditoria da configuração; orientação ao cliente.</w:t>
+        <w:t>Redes móveis: 4G e 5G; sinal e cobertura da operadora; roteamento de internet pelo celular (hotspot); roteador móvel e roteador com chip; franquia e consumo de dados.</w:t>
       </w:r>
     </w:p>
     <w:p>
@@ -936,7 +936,7 @@
           <w:b w:val="0"/>
           <w:sz w:val="24"/>
         </w:rPr>
-        <w:t>Registro do serviço: ficha de entrega da instalação ao cliente.</w:t>
+        <w:t>Registro do serviço: ficha de entrega da configuração ao cliente.</w:t>
       </w:r>
     </w:p>
     <w:p>
@@ -1005,7 +1005,7 @@
           <w:b w:val="0"/>
           <w:sz w:val="24"/>
         </w:rPr>
-        <w:t>A situação-problema antecede o conteúdo: cada encontro abre por algo que o estudante traz de casa — os endereços de sites que usa, a planta da própria casa, o cômodo onde o sinal não chega;</w:t>
+        <w:t>A situação-problema antecede o conteúdo: cada encontro abre por algo que o estudante traz de casa — os endereços de sites que usa, a etiqueta do próprio roteador, a velocidade medida no cômodo mais longe;</w:t>
       </w:r>
     </w:p>
     <w:p>
@@ -1059,7 +1059,7 @@
           <w:b w:val="0"/>
           <w:sz w:val="24"/>
         </w:rPr>
-        <w:t>Estações rotativas e clínicas com laudo: classificação de links, teste de sinal e auditoria de roteador;</w:t>
+        <w:t>Execução em bancada com roteadores reais, partindo das configurações de fábrica, com passo a passo impresso e rodízio de quem opera o equipamento;</w:t>
       </w:r>
     </w:p>
     <w:p>
@@ -1086,7 +1086,7 @@
           <w:b w:val="0"/>
           <w:sz w:val="24"/>
         </w:rPr>
-        <w:t>Execução em bancada com roteadores reais e conferência cruzada entre equipes por checklist;</w:t>
+        <w:t>Verificação objetiva permanente: o aparelho conecta ou não conecta, o endereço reservado aparece ou não aparece, a rede de convidados enxerga ou não enxerga a rede da casa;</w:t>
       </w:r>
     </w:p>
     <w:p>
@@ -1113,7 +1113,34 @@
           <w:b w:val="0"/>
           <w:sz w:val="24"/>
         </w:rPr>
-        <w:t>Projeto contínuo: a planta da casa trazida pelo estudante acompanha os encontros, do planejamento à cobertura e à segurança;</w:t>
+        <w:t>Estações rotativas com laudo: classificação de links, medição de sinal e auditoria de roteador;</w:t>
+      </w:r>
+    </w:p>
+    <w:p>
+      <w:pPr>
+        <w:tabs>
+          <w:tab w:pos="595" w:val="left"/>
+        </w:tabs>
+        <w:spacing w:before="0" w:after="0" w:line="240" w:lineRule="auto"/>
+        <w:ind w:left="595" w:hanging="312"/>
+        <w:jc w:val="both"/>
+      </w:pPr>
+      <w:r>
+        <w:rPr>
+          <w:rFonts w:ascii="Arial" w:hAnsi="Arial" w:eastAsia="Arial"/>
+          <w:b w:val="0"/>
+          <w:sz w:val="24"/>
+        </w:rPr>
+        <w:t>●</w:t>
+        <w:tab/>
+      </w:r>
+      <w:r>
+        <w:rPr>
+          <w:rFonts w:ascii="Arial" w:hAnsi="Arial" w:eastAsia="Arial"/>
+          <w:b w:val="0"/>
+          <w:sz w:val="24"/>
+        </w:rPr>
+        <w:t>Conferência cruzada entre equipes: cada equipe valida a configuração e a ficha de entrega de outra;</w:t>
       </w:r>
     </w:p>
     <w:p>
@@ -1141,33 +1168,6 @@
           <w:sz w:val="24"/>
         </w:rPr>
         <w:t>Trabalho em equipes com rodízio de funções e tutoria entre pares;</w:t>
-      </w:r>
-    </w:p>
-    <w:p>
-      <w:pPr>
-        <w:tabs>
-          <w:tab w:pos="595" w:val="left"/>
-        </w:tabs>
-        <w:spacing w:before="0" w:after="0" w:line="240" w:lineRule="auto"/>
-        <w:ind w:left="595" w:hanging="312"/>
-        <w:jc w:val="both"/>
-      </w:pPr>
-      <w:r>
-        <w:rPr>
-          <w:rFonts w:ascii="Arial" w:hAnsi="Arial" w:eastAsia="Arial"/>
-          <w:b w:val="0"/>
-          <w:sz w:val="24"/>
-        </w:rPr>
-        <w:t>●</w:t>
-        <w:tab/>
-      </w:r>
-      <w:r>
-        <w:rPr>
-          <w:rFonts w:ascii="Arial" w:hAnsi="Arial" w:eastAsia="Arial"/>
-          <w:b w:val="0"/>
-          <w:sz w:val="24"/>
-        </w:rPr>
-        <w:t>Produção e apresentação de materiais pela turma: cartilha anti-golpe, cartaz de diagnóstico de cobertura e orçamento;</w:t>
       </w:r>
     </w:p>
     <w:p>
@@ -1317,7 +1317,7 @@
           <w:b w:val="0"/>
           <w:sz w:val="24"/>
         </w:rPr>
-        <w:t>Celulares do professor e dos estudantes, com aplicativo de análise de sinal sem fio e compartilhamento de internet (hotspot);</w:t>
+        <w:t>Celulares do professor e dos estudantes, com aplicativo de análise de sinal sem fio, teste de velocidade e compartilhamento de internet (hotspot);</w:t>
       </w:r>
     </w:p>
     <w:p>
@@ -1344,34 +1344,7 @@
           <w:b w:val="0"/>
           <w:sz w:val="24"/>
         </w:rPr>
-        <w:t>Plantas das casas desenhadas pelos próprios estudantes;</w:t>
-      </w:r>
-    </w:p>
-    <w:p>
-      <w:pPr>
-        <w:tabs>
-          <w:tab w:pos="595" w:val="left"/>
-        </w:tabs>
-        <w:spacing w:before="0" w:after="0" w:line="240" w:lineRule="auto"/>
-        <w:ind w:left="595" w:hanging="312"/>
-        <w:jc w:val="both"/>
-      </w:pPr>
-      <w:r>
-        <w:rPr>
-          <w:rFonts w:ascii="Arial" w:hAnsi="Arial" w:eastAsia="Arial"/>
-          <w:b w:val="0"/>
-          <w:sz w:val="24"/>
-        </w:rPr>
-        <w:t>●</w:t>
-        <w:tab/>
-      </w:r>
-      <w:r>
-        <w:rPr>
-          <w:rFonts w:ascii="Arial" w:hAnsi="Arial" w:eastAsia="Arial"/>
-          <w:b w:val="0"/>
-          <w:sz w:val="24"/>
-        </w:rPr>
-        <w:t>Planilha modelo de orçamento;</w:t>
+        <w:t>Fatura ou aplicativo do provedor de internet, trazidos pelos próprios estudantes;</w:t>
       </w:r>
     </w:p>
     <w:p>
@@ -1425,7 +1398,7 @@
           <w:b w:val="0"/>
           <w:sz w:val="24"/>
         </w:rPr>
-        <w:t>Material impresso produzido pelo professor: roteiros, folhas do aluno, cartões de links, checklists de configuração e de auditoria e fichas de entrega.</w:t>
+        <w:t>Material impresso produzido pelo professor: roteiros, folhas do aluno, cartões de links, passo a passo de configuração, checklist de auditoria e fichas de entrega.</w:t>
       </w:r>
     </w:p>
     <w:p>
@@ -1473,7 +1446,7 @@
           <w:b w:val="0"/>
           <w:sz w:val="24"/>
         </w:rPr>
-        <w:t>Portfólio profissional: planta da casa com o projeto da rede, orçamento e ficha de entrega da instalação;</w:t>
+        <w:t>Portfólio profissional: ficha de entrega da configuração do roteador e laudos de cobertura e de auditoria de segurança;</w:t>
       </w:r>
     </w:p>
     <w:p>
@@ -1500,7 +1473,7 @@
           <w:b w:val="0"/>
           <w:sz w:val="24"/>
         </w:rPr>
-        <w:t>Produto verificável: roteador configurado que conecta os aparelhos da equipe e passa na conferência por checklist feita por outra equipe;</w:t>
+        <w:t>Produto verificável: roteador configurado que conecta os aparelhos da equipe, restaurado a partir da cópia de segurança e validado por outra equipe somente com a ficha de entrega;</w:t>
       </w:r>
     </w:p>
     <w:p>
@@ -1581,7 +1554,7 @@
           <w:b w:val="0"/>
           <w:sz w:val="24"/>
         </w:rPr>
-        <w:t>Avaliação prática integradora aplicada em 13/11: configuração completa e auditoria de segurança de um roteador;</w:t>
+        <w:t>Avaliação prática integradora aplicada em 06/11: configuração completa e auditoria de segurança de um roteador;</w:t>
       </w:r>
     </w:p>
     <w:p>
